--- a/results/manuscript/REMARK_checklist.docx
+++ b/results/manuscript/REMARK_checklist.docx
@@ -40,7 +40,7 @@
         <w:rPr>
           <w:rFonts w:ascii="Times New Roman" w:cs="Times New Roman" w:eastAsia="Times New Roman" w:hAnsi="Times New Roman"/>
         </w:rPr>
-        <w:t xml:space="preserve">Checklist items from McShane LM et al. REporting recommendations for tumour MARKer prognostic studies (REMARK). Br J Cancer 2005;93:387–91, as given in Altman DG et al. PLoS Med 2012;9:e1001216. Line numbers refer to the manuscript file ManuscriptDraft5_v25.docx (continuous line numbering).</w:t>
+        <w:t xml:space="preserve">Checklist items from McShane LM et al. REporting recommendations for tumour MARKer prognostic studies (REMARK). Br J Cancer 2005;93:387–91, as given in Altman DG et al. PLoS Med 2012;9:e1001216. Line numbers refer to the manuscript file ManuscriptDraft5_v26.docx (continuous line numbering).</w:t>
       </w:r>
     </w:p>
     <w:tbl>
